--- a/data/revised_2026-10_full/tracked/v2/Physics/SS3.3_Introduction_to_Electronics/Physics_Introduction_to_Electronics_SummaryTable_TRACKED.docx
+++ b/data/revised_2026-10_full/tracked/v2/Physics/SS3.3_Introduction_to_Electronics/Physics_Introduction_to_Electronics_SummaryTable_TRACKED.docx
@@ -1185,10 +1185,10 @@
               <w:spacing w:after="40" w:before="0"/>
               <w:jc w:val="left"/>
               <w:rPr>
-                <w:ins w:id="9002" w:author="Claude (AI) - proposed" w:date="2026-10-15T08:04:46Z"/>
-              </w:rPr>
-            </w:pPr>
-            <w:ins w:id="9001" w:author="Claude (AI) - proposed" w:date="2026-10-15T08:04:46Z">
+                <w:ins w:id="9002" w:author="Claude (AI) - proposed" w:date="2026-10-18T00:32:31Z"/>
+              </w:rPr>
+            </w:pPr>
+            <w:ins w:id="9001" w:author="Claude (AI) - proposed" w:date="2026-10-18T00:32:31Z">
               <w:r>
                 <w:rPr>
                   <w:rFonts w:ascii="Arial" w:cs="Arial" w:eastAsia="Arial" w:hAnsi="Arial"/>
@@ -1223,10 +1223,10 @@
               <w:spacing w:after="40" w:before="0"/>
               <w:jc w:val="left"/>
               <w:rPr>
-                <w:ins w:id="9004" w:author="Claude (AI) - proposed" w:date="2026-10-15T08:04:46Z"/>
-              </w:rPr>
-            </w:pPr>
-            <w:ins w:id="9003" w:author="Claude (AI) - proposed" w:date="2026-10-15T08:04:46Z">
+                <w:ins w:id="9004" w:author="Claude (AI) - proposed" w:date="2026-10-18T00:32:31Z"/>
+              </w:rPr>
+            </w:pPr>
+            <w:ins w:id="9003" w:author="Claude (AI) - proposed" w:date="2026-10-18T00:32:31Z">
               <w:r>
                 <w:rPr>
                   <w:rFonts w:ascii="Arial" w:cs="Arial" w:eastAsia="Arial" w:hAnsi="Arial"/>
@@ -1261,10 +1261,10 @@
               <w:spacing w:after="40" w:before="0"/>
               <w:jc w:val="left"/>
               <w:rPr>
-                <w:del w:id="9006" w:author="Claude (AI) - proposed" w:date="2026-10-15T08:04:46Z"/>
-              </w:rPr>
-            </w:pPr>
-            <w:del w:id="9005" w:author="Claude (AI) - proposed" w:date="2026-10-15T08:04:46Z">
+                <w:del w:id="9006" w:author="Claude (AI) - proposed" w:date="2026-10-18T00:32:31Z"/>
+              </w:rPr>
+            </w:pPr>
+            <w:del w:id="9005" w:author="Claude (AI) - proposed" w:date="2026-10-18T00:32:31Z">
               <w:r>
                 <w:rPr>
                   <w:rFonts w:ascii="Arial" w:cs="Arial" w:eastAsia="Arial" w:hAnsi="Arial"/>
@@ -1286,10 +1286,10 @@
               <w:spacing w:after="40" w:before="0"/>
               <w:jc w:val="left"/>
               <w:rPr>
-                <w:del w:id="9008" w:author="Claude (AI) - proposed" w:date="2026-10-15T08:04:46Z"/>
-              </w:rPr>
-            </w:pPr>
-            <w:del w:id="9007" w:author="Claude (AI) - proposed" w:date="2026-10-15T08:04:46Z">
+                <w:del w:id="9008" w:author="Claude (AI) - proposed" w:date="2026-10-18T00:32:31Z"/>
+              </w:rPr>
+            </w:pPr>
+            <w:del w:id="9007" w:author="Claude (AI) - proposed" w:date="2026-10-18T00:32:31Z">
               <w:r>
                 <w:rPr>
                   <w:rFonts w:ascii="Arial" w:cs="Arial" w:eastAsia="Arial" w:hAnsi="Arial"/>
@@ -1311,7 +1311,7 @@
               <w:spacing w:after="40" w:before="0"/>
               <w:jc w:val="left"/>
             </w:pPr>
-            <w:del w:id="9009" w:author="Claude (AI) - proposed" w:date="2026-10-15T08:04:46Z">
+            <w:del w:id="9009" w:author="Claude (AI) - proposed" w:date="2026-10-18T00:32:31Z">
               <w:r>
                 <w:rPr>
                   <w:rFonts w:ascii="Arial" w:cs="Arial" w:eastAsia="Arial" w:hAnsi="Arial"/>
@@ -1326,7 +1326,7 @@
                 <w:delText xml:space="preserve">Using the evidence, explain why copper lights the bulb while glass, wood and plastic almost do not, why silicon sits in between and conducts more when warmer, and how phosphorus (n-type) and boron (p-type) change it. Link your answer to why Mr Otieno can safely hold PVC-covered copper cable.</w:delText>
               </w:r>
             </w:del>
-            <w:ins w:id="9010" w:author="Claude (AI) - proposed" w:date="2026-10-15T08:04:46Z">
+            <w:ins w:id="9010" w:author="Claude (AI) - proposed" w:date="2026-10-18T00:32:31Z">
               <w:r>
                 <w:rPr>
                   <w:rFonts w:ascii="Arial" w:cs="Arial" w:eastAsia="Arial" w:hAnsi="Arial"/>
@@ -1771,7 +1771,7 @@
         </w:rPr>
         <w:t xml:space="preserve">© 2026 SeaVuria and ARES. This work is licensed under a </w:t>
       </w:r>
-      <w:hyperlink w:history="1" r:id="rIdjmplp7xmd7ftbp_hixv3y">
+      <w:hyperlink w:history="1" r:id="rId-ywmawic_lxd0pq7ult3a">
         <w:r>
           <w:rPr>
             <w:rFonts w:ascii="Arial" w:cs="Arial" w:eastAsia="Arial" w:hAnsi="Arial"/>
@@ -1791,7 +1791,7 @@
         </w:rPr>
         <w:t xml:space="preserve"> (</w:t>
       </w:r>
-      <w:hyperlink w:history="1" r:id="rIdhdafhkku6o_ydcafvtlyc">
+      <w:hyperlink w:history="1" r:id="rIdlgvtxldhihd7oh4rdapgg">
         <w:r>
           <w:rPr>
             <w:rFonts w:ascii="Arial" w:cs="Arial" w:eastAsia="Arial" w:hAnsi="Arial"/>
@@ -1811,7 +1811,7 @@
         </w:rPr>
         <w:t xml:space="preserve">). To view a copy of this license, visit </w:t>
       </w:r>
-      <w:hyperlink w:history="1" r:id="rIdmitwqixavev-ec6djs-lo">
+      <w:hyperlink w:history="1" r:id="rIdtnee7u9inhtvjkl_qc3bs">
         <w:r>
           <w:rPr>
             <w:rFonts w:ascii="Arial" w:cs="Arial" w:eastAsia="Arial" w:hAnsi="Arial"/>
